--- a/Archives/송광민/6주차 학습일지/다른 pc에서 연결 테스트.docx
+++ b/Archives/송광민/6주차 학습일지/다른 pc에서 연결 테스트.docx
@@ -6,24 +6,22 @@
       <w:pPr>
         <w:jc w:val="center"/>
         <w:rPr>
+          <w:sz w:val="42"/>
+          <w:szCs w:val="42"/>
+        </w:rPr>
+      </w:pPr>
+      <w:r>
+        <w:rPr>
           <w:rFonts w:hint="eastAsia"/>
           <w:sz w:val="42"/>
           <w:szCs w:val="42"/>
         </w:rPr>
-      </w:pPr>
-      <w:r>
-        <w:rPr>
-          <w:rFonts w:hint="eastAsia"/>
-          <w:sz w:val="42"/>
-          <w:szCs w:val="42"/>
-        </w:rPr>
         <w:t>다른 pc에서 연결 테스트</w:t>
       </w:r>
     </w:p>
     <w:p>
       <w:pPr>
         <w:rPr>
-          <w:rFonts w:hint="eastAsia"/>
           <w:sz w:val="42"/>
           <w:szCs w:val="42"/>
         </w:rPr>
@@ -129,7 +127,23 @@
           <w:rFonts w:hint="eastAsia"/>
           <w:szCs w:val="22"/>
         </w:rPr>
-        <w:t xml:space="preserve"> sd 라는 방 이름으로 방을 생성하였다.)</w:t>
+        <w:t xml:space="preserve"> </w:t>
+      </w:r>
+      <w:proofErr w:type="spellStart"/>
+      <w:r>
+        <w:rPr>
+          <w:rFonts w:hint="eastAsia"/>
+          <w:szCs w:val="22"/>
+        </w:rPr>
+        <w:t>sd</w:t>
+      </w:r>
+      <w:proofErr w:type="spellEnd"/>
+      <w:r>
+        <w:rPr>
+          <w:rFonts w:hint="eastAsia"/>
+          <w:szCs w:val="22"/>
+        </w:rPr>
+        <w:t xml:space="preserve"> 라는 방 이름으로 방을 생성하였다.)</w:t>
       </w:r>
     </w:p>
     <w:p>
@@ -218,7 +232,23 @@
           <w:rFonts w:hint="eastAsia"/>
           <w:szCs w:val="22"/>
         </w:rPr>
-        <w:t xml:space="preserve"> sd 방 이름으로 방에 가입했다.)</w:t>
+        <w:t xml:space="preserve"> </w:t>
+      </w:r>
+      <w:proofErr w:type="spellStart"/>
+      <w:r>
+        <w:rPr>
+          <w:rFonts w:hint="eastAsia"/>
+          <w:szCs w:val="22"/>
+        </w:rPr>
+        <w:t>sd</w:t>
+      </w:r>
+      <w:proofErr w:type="spellEnd"/>
+      <w:r>
+        <w:rPr>
+          <w:rFonts w:hint="eastAsia"/>
+          <w:szCs w:val="22"/>
+        </w:rPr>
+        <w:t xml:space="preserve"> 방 이름으로 방에 가입했다.)</w:t>
       </w:r>
     </w:p>
     <w:p>
@@ -246,17 +276,61 @@
     <w:p>
       <w:pPr>
         <w:rPr>
+          <w:szCs w:val="22"/>
+        </w:rPr>
+      </w:pPr>
+      <w:r>
+        <w:rPr>
           <w:rFonts w:hint="eastAsia"/>
           <w:szCs w:val="22"/>
         </w:rPr>
+        <w:t xml:space="preserve">두 pc에서 입력이 제대로 </w:t>
+      </w:r>
+      <w:proofErr w:type="gramStart"/>
+      <w:r>
+        <w:rPr>
+          <w:rFonts w:hint="eastAsia"/>
+          <w:szCs w:val="22"/>
+        </w:rPr>
+        <w:t>처리 되는</w:t>
+      </w:r>
+      <w:proofErr w:type="gramEnd"/>
+      <w:r>
+        <w:rPr>
+          <w:rFonts w:hint="eastAsia"/>
+          <w:szCs w:val="22"/>
+        </w:rPr>
+        <w:t xml:space="preserve"> 것을 확인할 수 있었다.</w:t>
+      </w:r>
+    </w:p>
+    <w:p>
+      <w:pPr>
+        <w:rPr>
+          <w:szCs w:val="22"/>
+        </w:rPr>
       </w:pPr>
+    </w:p>
+    <w:p>
+      <w:pPr>
+        <w:rPr>
+          <w:szCs w:val="22"/>
+        </w:rPr>
+      </w:pPr>
       <w:r>
         <w:rPr>
           <w:rFonts w:hint="eastAsia"/>
           <w:szCs w:val="22"/>
         </w:rPr>
-        <w:t>두 pc에서 입력이 제대로 처리 되는 것을 확인할 수 있었다.</w:t>
-      </w:r>
+        <w:t>유니티 내부 컴포넌트인 Character Controller또한 정상적으로 처리되어 서로 충돌하면 이동 또한 제한할 수 있었다.</w:t>
+      </w:r>
+    </w:p>
+    <w:p>
+      <w:pPr>
+        <w:rPr>
+          <w:rFonts w:hint="eastAsia"/>
+          <w:szCs w:val="22"/>
+        </w:rPr>
+      </w:pPr>
     </w:p>
     <w:sectPr>
       <w:pgSz w:w="11906" w:h="16838"/>
